--- a/问题记录.docx
+++ b/问题记录.docx
@@ -796,16 +796,8 @@
         </w:rPr>
         <w:t>打卡UntiyClient连上了</w:t>
       </w:r>
-      <w:bookmarkStart w:id="0" w:name="_GoBack"/>
-      <w:bookmarkEnd w:id="0"/>
-    </w:p>
-    <w:p>
-      <w:pPr>
-        <w:rPr>
-          <w:rFonts w:hint="default"/>
-          <w:lang w:val="en-US" w:eastAsia="zh-CN"/>
-        </w:rPr>
-      </w:pPr>
+    </w:p>
+    <w:p>
       <w:r>
         <w:drawing>
           <wp:inline distT="0" distB="0" distL="114300" distR="114300">
@@ -852,19 +844,173 @@
     </w:p>
     <w:p>
       <w:pPr>
-        <w:rPr>
-          <w:rFonts w:hint="eastAsia"/>
-          <w:lang w:val="en-US" w:eastAsia="zh-CN"/>
-        </w:rPr>
-      </w:pPr>
-    </w:p>
-    <w:p>
-      <w:pPr>
-        <w:rPr>
-          <w:rFonts w:hint="eastAsia"/>
-          <w:lang w:val="en-US" w:eastAsia="zh-CN"/>
-        </w:rPr>
-      </w:pPr>
+        <w:pStyle w:val="2"/>
+        <w:bidi w:val="0"/>
+        <w:rPr>
+          <w:rFonts w:hint="eastAsia"/>
+          <w:lang w:val="en-US" w:eastAsia="zh-CN"/>
+        </w:rPr>
+      </w:pPr>
+      <w:r>
+        <w:rPr>
+          <w:rFonts w:hint="eastAsia"/>
+          <w:lang w:val="en-US" w:eastAsia="zh-CN"/>
+        </w:rPr>
+        <w:t>打卡 exe可以连、收、断</w:t>
+      </w:r>
+    </w:p>
+    <w:p>
+      <w:pPr>
+        <w:rPr>
+          <w:rFonts w:hint="default"/>
+          <w:lang w:val="en-US" w:eastAsia="zh-CN"/>
+        </w:rPr>
+      </w:pPr>
+      <w:r>
+        <w:drawing>
+          <wp:inline distT="0" distB="0" distL="114300" distR="114300">
+            <wp:extent cx="4768850" cy="2260600"/>
+            <wp:effectExtent l="0" t="0" r="6350" b="0"/>
+            <wp:docPr id="7" name="图片 1"/>
+            <wp:cNvGraphicFramePr>
+              <a:graphicFrameLocks xmlns:a="http://schemas.openxmlformats.org/drawingml/2006/main" noChangeAspect="1"/>
+            </wp:cNvGraphicFramePr>
+            <a:graphic xmlns:a="http://schemas.openxmlformats.org/drawingml/2006/main">
+              <a:graphicData uri="http://schemas.openxmlformats.org/drawingml/2006/picture">
+                <pic:pic xmlns:pic="http://schemas.openxmlformats.org/drawingml/2006/picture">
+                  <pic:nvPicPr>
+                    <pic:cNvPr id="7" name="图片 1"/>
+                    <pic:cNvPicPr>
+                      <a:picLocks noChangeAspect="1"/>
+                    </pic:cNvPicPr>
+                  </pic:nvPicPr>
+                  <pic:blipFill>
+                    <a:blip r:embed="rId10"/>
+                    <a:stretch>
+                      <a:fillRect/>
+                    </a:stretch>
+                  </pic:blipFill>
+                  <pic:spPr>
+                    <a:xfrm>
+                      <a:off x="0" y="0"/>
+                      <a:ext cx="4768850" cy="2260600"/>
+                    </a:xfrm>
+                    <a:prstGeom prst="rect">
+                      <a:avLst/>
+                    </a:prstGeom>
+                    <a:noFill/>
+                    <a:ln>
+                      <a:noFill/>
+                    </a:ln>
+                  </pic:spPr>
+                </pic:pic>
+              </a:graphicData>
+            </a:graphic>
+          </wp:inline>
+        </w:drawing>
+      </w:r>
+    </w:p>
+    <w:p>
+      <w:pPr>
+        <w:rPr>
+          <w:rFonts w:hint="eastAsia"/>
+          <w:lang w:val="en-US" w:eastAsia="zh-CN"/>
+        </w:rPr>
+      </w:pPr>
+    </w:p>
+    <w:p>
+      <w:pPr>
+        <w:pStyle w:val="2"/>
+        <w:bidi w:val="0"/>
+        <w:rPr>
+          <w:rFonts w:hint="eastAsia"/>
+          <w:lang w:val="en-US" w:eastAsia="zh-CN"/>
+        </w:rPr>
+      </w:pPr>
+      <w:r>
+        <w:rPr>
+          <w:rFonts w:hint="eastAsia"/>
+          <w:lang w:val="en-US" w:eastAsia="zh-CN"/>
+        </w:rPr>
+        <w:t>服务器4层</w:t>
+      </w:r>
+      <w:bookmarkStart w:id="0" w:name="_GoBack"/>
+      <w:bookmarkEnd w:id="0"/>
+      <w:r>
+        <w:rPr>
+          <w:rFonts w:hint="eastAsia"/>
+          <w:lang w:val="en-US" w:eastAsia="zh-CN"/>
+        </w:rPr>
+        <w:t>体系-------------------------------</w:t>
+      </w:r>
+    </w:p>
+    <w:p>
+      <w:pPr>
+        <w:pStyle w:val="3"/>
+        <w:bidi w:val="0"/>
+        <w:rPr>
+          <w:rFonts w:hint="eastAsia"/>
+          <w:lang w:val="en-US" w:eastAsia="zh-CN"/>
+        </w:rPr>
+      </w:pPr>
+      <w:r>
+        <w:rPr>
+          <w:rFonts w:hint="eastAsia"/>
+          <w:lang w:val="en-US" w:eastAsia="zh-CN"/>
+        </w:rPr>
+        <w:t>数据库</w:t>
+      </w:r>
+    </w:p>
+    <w:p>
+      <w:pPr>
+        <w:pStyle w:val="3"/>
+        <w:bidi w:val="0"/>
+        <w:rPr>
+          <w:rFonts w:hint="eastAsia"/>
+          <w:lang w:val="en-US" w:eastAsia="zh-CN"/>
+        </w:rPr>
+      </w:pPr>
+      <w:r>
+        <w:rPr>
+          <w:rFonts w:hint="eastAsia"/>
+          <w:lang w:val="en-US" w:eastAsia="zh-CN"/>
+        </w:rPr>
+        <w:t>缓存</w:t>
+      </w:r>
+    </w:p>
+    <w:p>
+      <w:pPr>
+        <w:pStyle w:val="3"/>
+        <w:bidi w:val="0"/>
+        <w:rPr>
+          <w:rFonts w:hint="eastAsia"/>
+          <w:lang w:val="en-US" w:eastAsia="zh-CN"/>
+        </w:rPr>
+      </w:pPr>
+      <w:r>
+        <w:rPr>
+          <w:rFonts w:hint="eastAsia"/>
+          <w:lang w:val="en-US" w:eastAsia="zh-CN"/>
+        </w:rPr>
+        <w:t>业务</w:t>
+      </w:r>
+    </w:p>
+    <w:p>
+      <w:pPr>
+        <w:pStyle w:val="3"/>
+        <w:bidi w:val="0"/>
+        <w:rPr>
+          <w:rFonts w:hint="default"/>
+          <w:lang w:val="en-US" w:eastAsia="zh-CN"/>
+        </w:rPr>
+      </w:pPr>
+      <w:r>
+        <w:rPr>
+          <w:rFonts w:hint="eastAsia"/>
+          <w:lang w:val="en-US" w:eastAsia="zh-CN"/>
+        </w:rPr>
+        <w:t>服务</w:t>
+      </w:r>
     </w:p>
     <w:p>
       <w:pPr>

--- a/问题记录.docx
+++ b/问题记录.docx
@@ -932,84 +932,162 @@
           <w:rFonts w:hint="eastAsia"/>
           <w:lang w:val="en-US" w:eastAsia="zh-CN"/>
         </w:rPr>
-        <w:t>服务器4层</w:t>
+        <w:t>服务器4层体系-------------------------------</w:t>
+      </w:r>
+    </w:p>
+    <w:p>
+      <w:pPr>
+        <w:pStyle w:val="3"/>
+        <w:bidi w:val="0"/>
+        <w:rPr>
+          <w:rFonts w:hint="eastAsia"/>
+          <w:lang w:val="en-US" w:eastAsia="zh-CN"/>
+        </w:rPr>
+      </w:pPr>
+      <w:r>
+        <w:rPr>
+          <w:rFonts w:hint="eastAsia"/>
+          <w:lang w:val="en-US" w:eastAsia="zh-CN"/>
+        </w:rPr>
+        <w:t>数据库</w:t>
+      </w:r>
+    </w:p>
+    <w:p>
+      <w:pPr>
+        <w:pStyle w:val="3"/>
+        <w:bidi w:val="0"/>
+        <w:rPr>
+          <w:rFonts w:hint="eastAsia"/>
+          <w:lang w:val="en-US" w:eastAsia="zh-CN"/>
+        </w:rPr>
+      </w:pPr>
+      <w:r>
+        <w:rPr>
+          <w:rFonts w:hint="eastAsia"/>
+          <w:lang w:val="en-US" w:eastAsia="zh-CN"/>
+        </w:rPr>
+        <w:t>缓存</w:t>
+      </w:r>
+    </w:p>
+    <w:p>
+      <w:pPr>
+        <w:pStyle w:val="3"/>
+        <w:bidi w:val="0"/>
+        <w:rPr>
+          <w:rFonts w:hint="eastAsia"/>
+          <w:lang w:val="en-US" w:eastAsia="zh-CN"/>
+        </w:rPr>
+      </w:pPr>
+      <w:r>
+        <w:rPr>
+          <w:rFonts w:hint="eastAsia"/>
+          <w:lang w:val="en-US" w:eastAsia="zh-CN"/>
+        </w:rPr>
+        <w:t>业务</w:t>
+      </w:r>
+    </w:p>
+    <w:p>
+      <w:pPr>
+        <w:pStyle w:val="3"/>
+        <w:bidi w:val="0"/>
+        <w:rPr>
+          <w:rFonts w:hint="eastAsia"/>
+          <w:lang w:val="en-US" w:eastAsia="zh-CN"/>
+        </w:rPr>
+      </w:pPr>
+      <w:r>
+        <w:rPr>
+          <w:rFonts w:hint="eastAsia"/>
+          <w:lang w:val="en-US" w:eastAsia="zh-CN"/>
+        </w:rPr>
+        <w:t>服务</w:t>
+      </w:r>
+    </w:p>
+    <w:p>
+      <w:pPr>
+        <w:pStyle w:val="2"/>
+        <w:bidi w:val="0"/>
+        <w:rPr>
+          <w:rFonts w:hint="eastAsia"/>
+          <w:lang w:val="en-US" w:eastAsia="zh-CN"/>
+        </w:rPr>
+      </w:pPr>
+      <w:r>
+        <w:rPr>
+          <w:rFonts w:hint="eastAsia"/>
+          <w:lang w:val="en-US" w:eastAsia="zh-CN"/>
+        </w:rPr>
+        <w:t xml:space="preserve">PEProtocol也用Unity Subset 3.5的那个 </w:t>
+      </w:r>
+    </w:p>
+    <w:p>
+      <w:pPr>
+        <w:pStyle w:val="2"/>
+        <w:bidi w:val="0"/>
+        <w:rPr>
+          <w:rFonts w:hint="eastAsia"/>
+          <w:lang w:val="en-US" w:eastAsia="zh-CN"/>
+        </w:rPr>
+      </w:pPr>
+      <w:r>
+        <w:rPr>
+          <w:rFonts w:hint="eastAsia"/>
+          <w:lang w:val="en-US" w:eastAsia="zh-CN"/>
+        </w:rPr>
+        <w:t>打卡 移植Server</w:t>
       </w:r>
       <w:bookmarkStart w:id="0" w:name="_GoBack"/>
       <w:bookmarkEnd w:id="0"/>
-      <w:r>
-        <w:rPr>
-          <w:rFonts w:hint="eastAsia"/>
-          <w:lang w:val="en-US" w:eastAsia="zh-CN"/>
-        </w:rPr>
-        <w:t>体系-------------------------------</w:t>
-      </w:r>
-    </w:p>
-    <w:p>
-      <w:pPr>
-        <w:pStyle w:val="3"/>
-        <w:bidi w:val="0"/>
-        <w:rPr>
-          <w:rFonts w:hint="eastAsia"/>
-          <w:lang w:val="en-US" w:eastAsia="zh-CN"/>
-        </w:rPr>
-      </w:pPr>
-      <w:r>
-        <w:rPr>
-          <w:rFonts w:hint="eastAsia"/>
-          <w:lang w:val="en-US" w:eastAsia="zh-CN"/>
-        </w:rPr>
-        <w:t>数据库</w:t>
-      </w:r>
-    </w:p>
-    <w:p>
-      <w:pPr>
-        <w:pStyle w:val="3"/>
-        <w:bidi w:val="0"/>
-        <w:rPr>
-          <w:rFonts w:hint="eastAsia"/>
-          <w:lang w:val="en-US" w:eastAsia="zh-CN"/>
-        </w:rPr>
-      </w:pPr>
-      <w:r>
-        <w:rPr>
-          <w:rFonts w:hint="eastAsia"/>
-          <w:lang w:val="en-US" w:eastAsia="zh-CN"/>
-        </w:rPr>
-        <w:t>缓存</w:t>
-      </w:r>
-    </w:p>
-    <w:p>
-      <w:pPr>
-        <w:pStyle w:val="3"/>
-        <w:bidi w:val="0"/>
-        <w:rPr>
-          <w:rFonts w:hint="eastAsia"/>
-          <w:lang w:val="en-US" w:eastAsia="zh-CN"/>
-        </w:rPr>
-      </w:pPr>
-      <w:r>
-        <w:rPr>
-          <w:rFonts w:hint="eastAsia"/>
-          <w:lang w:val="en-US" w:eastAsia="zh-CN"/>
-        </w:rPr>
-        <w:t>业务</w:t>
-      </w:r>
-    </w:p>
-    <w:p>
-      <w:pPr>
-        <w:pStyle w:val="3"/>
-        <w:bidi w:val="0"/>
-        <w:rPr>
-          <w:rFonts w:hint="default"/>
-          <w:lang w:val="en-US" w:eastAsia="zh-CN"/>
-        </w:rPr>
-      </w:pPr>
-      <w:r>
-        <w:rPr>
-          <w:rFonts w:hint="eastAsia"/>
-          <w:lang w:val="en-US" w:eastAsia="zh-CN"/>
-        </w:rPr>
-        <w:t>服务</w:t>
+    </w:p>
+    <w:p>
+      <w:pPr>
+        <w:rPr>
+          <w:rFonts w:hint="default"/>
+          <w:lang w:val="en-US" w:eastAsia="zh-CN"/>
+        </w:rPr>
+      </w:pPr>
+      <w:r>
+        <w:drawing>
+          <wp:inline distT="0" distB="0" distL="114300" distR="114300">
+            <wp:extent cx="6438900" cy="1384300"/>
+            <wp:effectExtent l="0" t="0" r="0" b="0"/>
+            <wp:docPr id="8" name="图片 1"/>
+            <wp:cNvGraphicFramePr>
+              <a:graphicFrameLocks xmlns:a="http://schemas.openxmlformats.org/drawingml/2006/main" noChangeAspect="1"/>
+            </wp:cNvGraphicFramePr>
+            <a:graphic xmlns:a="http://schemas.openxmlformats.org/drawingml/2006/main">
+              <a:graphicData uri="http://schemas.openxmlformats.org/drawingml/2006/picture">
+                <pic:pic xmlns:pic="http://schemas.openxmlformats.org/drawingml/2006/picture">
+                  <pic:nvPicPr>
+                    <pic:cNvPr id="8" name="图片 1"/>
+                    <pic:cNvPicPr>
+                      <a:picLocks noChangeAspect="1"/>
+                    </pic:cNvPicPr>
+                  </pic:nvPicPr>
+                  <pic:blipFill>
+                    <a:blip r:embed="rId11"/>
+                    <a:stretch>
+                      <a:fillRect/>
+                    </a:stretch>
+                  </pic:blipFill>
+                  <pic:spPr>
+                    <a:xfrm>
+                      <a:off x="0" y="0"/>
+                      <a:ext cx="6438900" cy="1384300"/>
+                    </a:xfrm>
+                    <a:prstGeom prst="rect">
+                      <a:avLst/>
+                    </a:prstGeom>
+                    <a:noFill/>
+                    <a:ln>
+                      <a:noFill/>
+                    </a:ln>
+                  </pic:spPr>
+                </pic:pic>
+              </a:graphicData>
+            </a:graphic>
+          </wp:inline>
+        </w:drawing>
       </w:r>
     </w:p>
     <w:p>

--- a/问题记录.docx
+++ b/问题记录.docx
@@ -1036,16 +1036,8 @@
         </w:rPr>
         <w:t>打卡 移植Server</w:t>
       </w:r>
-      <w:bookmarkStart w:id="0" w:name="_GoBack"/>
-      <w:bookmarkEnd w:id="0"/>
-    </w:p>
-    <w:p>
-      <w:pPr>
-        <w:rPr>
-          <w:rFonts w:hint="default"/>
-          <w:lang w:val="en-US" w:eastAsia="zh-CN"/>
-        </w:rPr>
-      </w:pPr>
+    </w:p>
+    <w:p>
       <w:r>
         <w:drawing>
           <wp:inline distT="0" distB="0" distL="114300" distR="114300">
@@ -1089,6 +1081,106 @@
           </wp:inline>
         </w:drawing>
       </w:r>
+    </w:p>
+    <w:p>
+      <w:pPr>
+        <w:pStyle w:val="2"/>
+        <w:bidi w:val="0"/>
+        <w:rPr>
+          <w:rFonts w:hint="eastAsia"/>
+          <w:lang w:val="en-US" w:eastAsia="zh-CN"/>
+        </w:rPr>
+      </w:pPr>
+      <w:r>
+        <w:rPr>
+          <w:rFonts w:hint="eastAsia"/>
+          <w:lang w:val="en-US" w:eastAsia="zh-CN"/>
+        </w:rPr>
+        <w:t>将PEProtocol生成放在Untiy中，方便后续更新</w:t>
+      </w:r>
+    </w:p>
+    <w:p>
+      <w:pPr>
+        <w:rPr>
+          <w:rFonts w:hint="eastAsia"/>
+          <w:lang w:val="en-US" w:eastAsia="zh-CN"/>
+        </w:rPr>
+      </w:pPr>
+      <w:r>
+        <w:rPr>
+          <w:rFonts w:hint="eastAsia"/>
+          <w:lang w:val="en-US" w:eastAsia="zh-CN"/>
+        </w:rPr>
+        <w:t xml:space="preserve">这个Untiy就是DarkDestroyer_20220420_2017.3.0f3 </w:t>
+      </w:r>
+    </w:p>
+    <w:p>
+      <w:pPr>
+        <w:rPr>
+          <w:rFonts w:hint="default"/>
+          <w:lang w:val="en-US" w:eastAsia="zh-CN"/>
+        </w:rPr>
+      </w:pPr>
+      <w:r>
+        <w:rPr>
+          <w:rFonts w:hint="eastAsia"/>
+          <w:lang w:val="en-US" w:eastAsia="zh-CN"/>
+        </w:rPr>
+        <w:t>几个项目应该都放在一个文件夹下的</w:t>
+      </w:r>
+    </w:p>
+    <w:p>
+      <w:pPr>
+        <w:rPr>
+          <w:rFonts w:hint="default"/>
+          <w:lang w:val="en-US" w:eastAsia="zh-CN"/>
+        </w:rPr>
+      </w:pPr>
+      <w:r>
+        <w:drawing>
+          <wp:inline distT="0" distB="0" distL="114300" distR="114300">
+            <wp:extent cx="1612900" cy="3276600"/>
+            <wp:effectExtent l="0" t="0" r="0" b="0"/>
+            <wp:docPr id="9" name="图片 2"/>
+            <wp:cNvGraphicFramePr>
+              <a:graphicFrameLocks xmlns:a="http://schemas.openxmlformats.org/drawingml/2006/main" noChangeAspect="1"/>
+            </wp:cNvGraphicFramePr>
+            <a:graphic xmlns:a="http://schemas.openxmlformats.org/drawingml/2006/main">
+              <a:graphicData uri="http://schemas.openxmlformats.org/drawingml/2006/picture">
+                <pic:pic xmlns:pic="http://schemas.openxmlformats.org/drawingml/2006/picture">
+                  <pic:nvPicPr>
+                    <pic:cNvPr id="9" name="图片 2"/>
+                    <pic:cNvPicPr>
+                      <a:picLocks noChangeAspect="1"/>
+                    </pic:cNvPicPr>
+                  </pic:nvPicPr>
+                  <pic:blipFill>
+                    <a:blip r:embed="rId12"/>
+                    <a:stretch>
+                      <a:fillRect/>
+                    </a:stretch>
+                  </pic:blipFill>
+                  <pic:spPr>
+                    <a:xfrm>
+                      <a:off x="0" y="0"/>
+                      <a:ext cx="1612900" cy="3276600"/>
+                    </a:xfrm>
+                    <a:prstGeom prst="rect">
+                      <a:avLst/>
+                    </a:prstGeom>
+                    <a:noFill/>
+                    <a:ln>
+                      <a:noFill/>
+                    </a:ln>
+                  </pic:spPr>
+                </pic:pic>
+              </a:graphicData>
+            </a:graphic>
+          </wp:inline>
+        </w:drawing>
+      </w:r>
+      <w:bookmarkStart w:id="0" w:name="_GoBack"/>
+      <w:bookmarkEnd w:id="0"/>
     </w:p>
     <w:p>
       <w:pPr>

--- a/问题记录.docx
+++ b/问题记录.docx
@@ -1130,12 +1130,6 @@
       </w:r>
     </w:p>
     <w:p>
-      <w:pPr>
-        <w:rPr>
-          <w:rFonts w:hint="default"/>
-          <w:lang w:val="en-US" w:eastAsia="zh-CN"/>
-        </w:rPr>
-      </w:pPr>
       <w:r>
         <w:drawing>
           <wp:inline distT="0" distB="0" distL="114300" distR="114300">
@@ -1164,6 +1158,91 @@
                     <a:xfrm>
                       <a:off x="0" y="0"/>
                       <a:ext cx="1612900" cy="3276600"/>
+                    </a:xfrm>
+                    <a:prstGeom prst="rect">
+                      <a:avLst/>
+                    </a:prstGeom>
+                    <a:noFill/>
+                    <a:ln>
+                      <a:noFill/>
+                    </a:ln>
+                  </pic:spPr>
+                </pic:pic>
+              </a:graphicData>
+            </a:graphic>
+          </wp:inline>
+        </w:drawing>
+      </w:r>
+    </w:p>
+    <w:p>
+      <w:pPr>
+        <w:pStyle w:val="2"/>
+        <w:bidi w:val="0"/>
+        <w:rPr>
+          <w:rFonts w:hint="default"/>
+          <w:lang w:val="en-US" w:eastAsia="zh-CN"/>
+        </w:rPr>
+      </w:pPr>
+      <w:r>
+        <w:rPr>
+          <w:rFonts w:hint="eastAsia"/>
+          <w:lang w:val="en-US" w:eastAsia="zh-CN"/>
+        </w:rPr>
+        <w:t>问题 SrvCfg.srvIP在前面打dll前写成SrvCfg.srvIp，就不改了</w:t>
+      </w:r>
+    </w:p>
+    <w:p>
+      <w:pPr>
+        <w:pStyle w:val="2"/>
+        <w:bidi w:val="0"/>
+        <w:rPr>
+          <w:rFonts w:hint="eastAsia"/>
+          <w:lang w:val="en-US" w:eastAsia="zh-CN"/>
+        </w:rPr>
+      </w:pPr>
+      <w:r>
+        <w:rPr>
+          <w:rFonts w:hint="eastAsia"/>
+          <w:lang w:val="en-US" w:eastAsia="zh-CN"/>
+        </w:rPr>
+        <w:t>打卡 移植Clent 两个一直可以通信</w:t>
+      </w:r>
+    </w:p>
+    <w:p>
+      <w:pPr>
+        <w:rPr>
+          <w:rFonts w:hint="default"/>
+          <w:lang w:val="en-US" w:eastAsia="zh-CN"/>
+        </w:rPr>
+      </w:pPr>
+      <w:r>
+        <w:drawing>
+          <wp:inline distT="0" distB="0" distL="114300" distR="114300">
+            <wp:extent cx="7378700" cy="2901950"/>
+            <wp:effectExtent l="0" t="0" r="0" b="6350"/>
+            <wp:docPr id="11" name="图片 2"/>
+            <wp:cNvGraphicFramePr>
+              <a:graphicFrameLocks xmlns:a="http://schemas.openxmlformats.org/drawingml/2006/main" noChangeAspect="1"/>
+            </wp:cNvGraphicFramePr>
+            <a:graphic xmlns:a="http://schemas.openxmlformats.org/drawingml/2006/main">
+              <a:graphicData uri="http://schemas.openxmlformats.org/drawingml/2006/picture">
+                <pic:pic xmlns:pic="http://schemas.openxmlformats.org/drawingml/2006/picture">
+                  <pic:nvPicPr>
+                    <pic:cNvPr id="11" name="图片 2"/>
+                    <pic:cNvPicPr>
+                      <a:picLocks noChangeAspect="1"/>
+                    </pic:cNvPicPr>
+                  </pic:nvPicPr>
+                  <pic:blipFill>
+                    <a:blip r:embed="rId13"/>
+                    <a:stretch>
+                      <a:fillRect/>
+                    </a:stretch>
+                  </pic:blipFill>
+                  <pic:spPr>
+                    <a:xfrm>
+                      <a:off x="0" y="0"/>
+                      <a:ext cx="7378700" cy="2901950"/>
                     </a:xfrm>
                     <a:prstGeom prst="rect">
                       <a:avLst/>

--- a/问题记录.docx
+++ b/问题记录.docx
@@ -1258,24 +1258,84 @@
           </wp:inline>
         </w:drawing>
       </w:r>
+    </w:p>
+    <w:p>
+      <w:pPr>
+        <w:rPr>
+          <w:rFonts w:hint="eastAsia"/>
+          <w:lang w:val="en-US" w:eastAsia="zh-CN"/>
+        </w:rPr>
+      </w:pPr>
+    </w:p>
+    <w:p>
+      <w:pPr>
+        <w:pStyle w:val="2"/>
+        <w:bidi w:val="0"/>
+        <w:rPr>
+          <w:rFonts w:hint="eastAsia"/>
+          <w:lang w:val="en-US" w:eastAsia="zh-CN"/>
+        </w:rPr>
+      </w:pPr>
+      <w:r>
+        <w:rPr>
+          <w:rFonts w:hint="eastAsia"/>
+          <w:lang w:val="en-US" w:eastAsia="zh-CN"/>
+        </w:rPr>
+        <w:t>打卡 使用PECommon.Log代替Client的某些Debug.Log</w:t>
+      </w:r>
       <w:bookmarkStart w:id="0" w:name="_GoBack"/>
       <w:bookmarkEnd w:id="0"/>
     </w:p>
     <w:p>
       <w:pPr>
         <w:rPr>
-          <w:rFonts w:hint="eastAsia"/>
-          <w:lang w:val="en-US" w:eastAsia="zh-CN"/>
-        </w:rPr>
-      </w:pPr>
-    </w:p>
-    <w:p>
-      <w:pPr>
-        <w:rPr>
-          <w:rFonts w:hint="eastAsia"/>
-          <w:lang w:val="en-US" w:eastAsia="zh-CN"/>
-        </w:rPr>
-      </w:pPr>
+          <w:rFonts w:hint="default"/>
+          <w:lang w:val="en-US" w:eastAsia="zh-CN"/>
+        </w:rPr>
+      </w:pPr>
+      <w:r>
+        <w:drawing>
+          <wp:inline distT="0" distB="0" distL="114300" distR="114300">
+            <wp:extent cx="3886200" cy="2590800"/>
+            <wp:effectExtent l="0" t="0" r="0" b="0"/>
+            <wp:docPr id="10" name="图片 1"/>
+            <wp:cNvGraphicFramePr>
+              <a:graphicFrameLocks xmlns:a="http://schemas.openxmlformats.org/drawingml/2006/main" noChangeAspect="1"/>
+            </wp:cNvGraphicFramePr>
+            <a:graphic xmlns:a="http://schemas.openxmlformats.org/drawingml/2006/main">
+              <a:graphicData uri="http://schemas.openxmlformats.org/drawingml/2006/picture">
+                <pic:pic xmlns:pic="http://schemas.openxmlformats.org/drawingml/2006/picture">
+                  <pic:nvPicPr>
+                    <pic:cNvPr id="10" name="图片 1"/>
+                    <pic:cNvPicPr>
+                      <a:picLocks noChangeAspect="1"/>
+                    </pic:cNvPicPr>
+                  </pic:nvPicPr>
+                  <pic:blipFill>
+                    <a:blip r:embed="rId14"/>
+                    <a:stretch>
+                      <a:fillRect/>
+                    </a:stretch>
+                  </pic:blipFill>
+                  <pic:spPr>
+                    <a:xfrm>
+                      <a:off x="0" y="0"/>
+                      <a:ext cx="3886200" cy="2590800"/>
+                    </a:xfrm>
+                    <a:prstGeom prst="rect">
+                      <a:avLst/>
+                    </a:prstGeom>
+                    <a:noFill/>
+                    <a:ln>
+                      <a:noFill/>
+                    </a:ln>
+                  </pic:spPr>
+                </pic:pic>
+              </a:graphicData>
+            </a:graphic>
+          </wp:inline>
+        </w:drawing>
+      </w:r>
     </w:p>
     <w:p>
       <w:pPr>

--- a/问题记录.docx
+++ b/问题记录.docx
@@ -1283,8 +1283,6 @@
         </w:rPr>
         <w:t>打卡 使用PECommon.Log代替Client的某些Debug.Log</w:t>
       </w:r>
-      <w:bookmarkStart w:id="0" w:name="_GoBack"/>
-      <w:bookmarkEnd w:id="0"/>
     </w:p>
     <w:p>
       <w:pPr>
@@ -1339,11 +1337,73 @@
     </w:p>
     <w:p>
       <w:pPr>
-        <w:rPr>
-          <w:rFonts w:hint="eastAsia"/>
-          <w:lang w:val="en-US" w:eastAsia="zh-CN"/>
-        </w:rPr>
-      </w:pPr>
+        <w:pStyle w:val="2"/>
+        <w:bidi w:val="0"/>
+        <w:rPr>
+          <w:rFonts w:hint="eastAsia"/>
+          <w:lang w:val="en-US" w:eastAsia="zh-CN"/>
+        </w:rPr>
+      </w:pPr>
+      <w:r>
+        <w:rPr>
+          <w:rFonts w:hint="eastAsia"/>
+          <w:lang w:val="en-US" w:eastAsia="zh-CN"/>
+        </w:rPr>
+        <w:t>打卡 发送登录信息</w:t>
+      </w:r>
+      <w:bookmarkStart w:id="0" w:name="_GoBack"/>
+      <w:bookmarkEnd w:id="0"/>
+    </w:p>
+    <w:p>
+      <w:pPr>
+        <w:rPr>
+          <w:rFonts w:hint="default"/>
+          <w:lang w:val="en-US" w:eastAsia="zh-CN"/>
+        </w:rPr>
+      </w:pPr>
+      <w:r>
+        <w:drawing>
+          <wp:inline distT="0" distB="0" distL="114300" distR="114300">
+            <wp:extent cx="7810500" cy="5156200"/>
+            <wp:effectExtent l="0" t="0" r="0" b="0"/>
+            <wp:docPr id="12" name="图片 1"/>
+            <wp:cNvGraphicFramePr>
+              <a:graphicFrameLocks xmlns:a="http://schemas.openxmlformats.org/drawingml/2006/main" noChangeAspect="1"/>
+            </wp:cNvGraphicFramePr>
+            <a:graphic xmlns:a="http://schemas.openxmlformats.org/drawingml/2006/main">
+              <a:graphicData uri="http://schemas.openxmlformats.org/drawingml/2006/picture">
+                <pic:pic xmlns:pic="http://schemas.openxmlformats.org/drawingml/2006/picture">
+                  <pic:nvPicPr>
+                    <pic:cNvPr id="12" name="图片 1"/>
+                    <pic:cNvPicPr>
+                      <a:picLocks noChangeAspect="1"/>
+                    </pic:cNvPicPr>
+                  </pic:nvPicPr>
+                  <pic:blipFill>
+                    <a:blip r:embed="rId15"/>
+                    <a:stretch>
+                      <a:fillRect/>
+                    </a:stretch>
+                  </pic:blipFill>
+                  <pic:spPr>
+                    <a:xfrm>
+                      <a:off x="0" y="0"/>
+                      <a:ext cx="7810500" cy="5156200"/>
+                    </a:xfrm>
+                    <a:prstGeom prst="rect">
+                      <a:avLst/>
+                    </a:prstGeom>
+                    <a:noFill/>
+                    <a:ln>
+                      <a:noFill/>
+                    </a:ln>
+                  </pic:spPr>
+                </pic:pic>
+              </a:graphicData>
+            </a:graphic>
+          </wp:inline>
+        </w:drawing>
+      </w:r>
     </w:p>
     <w:p>
       <w:pPr>

--- a/问题记录.docx
+++ b/问题记录.docx
@@ -1351,8 +1351,6 @@
         </w:rPr>
         <w:t>打卡 发送登录信息</w:t>
       </w:r>
-      <w:bookmarkStart w:id="0" w:name="_GoBack"/>
-      <w:bookmarkEnd w:id="0"/>
     </w:p>
     <w:p>
       <w:pPr>
@@ -1415,11 +1413,73 @@
     </w:p>
     <w:p>
       <w:pPr>
-        <w:rPr>
-          <w:rFonts w:hint="eastAsia"/>
-          <w:lang w:val="en-US" w:eastAsia="zh-CN"/>
-        </w:rPr>
-      </w:pPr>
+        <w:pStyle w:val="2"/>
+        <w:bidi w:val="0"/>
+        <w:rPr>
+          <w:rFonts w:hint="eastAsia"/>
+          <w:lang w:val="en-US" w:eastAsia="zh-CN"/>
+        </w:rPr>
+      </w:pPr>
+      <w:r>
+        <w:rPr>
+          <w:rFonts w:hint="eastAsia"/>
+          <w:lang w:val="en-US" w:eastAsia="zh-CN"/>
+        </w:rPr>
+        <w:t>打卡 Client收到Server的RspLogin</w:t>
+      </w:r>
+      <w:bookmarkStart w:id="0" w:name="_GoBack"/>
+      <w:bookmarkEnd w:id="0"/>
+    </w:p>
+    <w:p>
+      <w:pPr>
+        <w:rPr>
+          <w:rFonts w:hint="default"/>
+          <w:lang w:val="en-US" w:eastAsia="zh-CN"/>
+        </w:rPr>
+      </w:pPr>
+      <w:r>
+        <w:drawing>
+          <wp:inline distT="0" distB="0" distL="114300" distR="114300">
+            <wp:extent cx="8235950" cy="5372100"/>
+            <wp:effectExtent l="0" t="0" r="6350" b="0"/>
+            <wp:docPr id="13" name="图片 1"/>
+            <wp:cNvGraphicFramePr>
+              <a:graphicFrameLocks xmlns:a="http://schemas.openxmlformats.org/drawingml/2006/main" noChangeAspect="1"/>
+            </wp:cNvGraphicFramePr>
+            <a:graphic xmlns:a="http://schemas.openxmlformats.org/drawingml/2006/main">
+              <a:graphicData uri="http://schemas.openxmlformats.org/drawingml/2006/picture">
+                <pic:pic xmlns:pic="http://schemas.openxmlformats.org/drawingml/2006/picture">
+                  <pic:nvPicPr>
+                    <pic:cNvPr id="13" name="图片 1"/>
+                    <pic:cNvPicPr>
+                      <a:picLocks noChangeAspect="1"/>
+                    </pic:cNvPicPr>
+                  </pic:nvPicPr>
+                  <pic:blipFill>
+                    <a:blip r:embed="rId16"/>
+                    <a:stretch>
+                      <a:fillRect/>
+                    </a:stretch>
+                  </pic:blipFill>
+                  <pic:spPr>
+                    <a:xfrm>
+                      <a:off x="0" y="0"/>
+                      <a:ext cx="8235950" cy="5372100"/>
+                    </a:xfrm>
+                    <a:prstGeom prst="rect">
+                      <a:avLst/>
+                    </a:prstGeom>
+                    <a:noFill/>
+                    <a:ln>
+                      <a:noFill/>
+                    </a:ln>
+                  </pic:spPr>
+                </pic:pic>
+              </a:graphicData>
+            </a:graphic>
+          </wp:inline>
+        </w:drawing>
+      </w:r>
     </w:p>
     <w:p>
       <w:pPr>

--- a/问题记录.docx
+++ b/问题记录.docx
@@ -183,7 +183,7 @@
       </w:r>
       <w:r>
         <w:rPr>
-          <w:rStyle w:val="6"/>
+          <w:rStyle w:val="7"/>
           <w:rFonts w:hint="default"/>
           <w:lang w:val="en-US" w:eastAsia="zh-CN"/>
         </w:rPr>
@@ -1427,8 +1427,6 @@
         </w:rPr>
         <w:t>打卡 Client收到Server的RspLogin</w:t>
       </w:r>
-      <w:bookmarkStart w:id="0" w:name="_GoBack"/>
-      <w:bookmarkEnd w:id="0"/>
     </w:p>
     <w:p>
       <w:pPr>
@@ -1491,35 +1489,452 @@
     </w:p>
     <w:p>
       <w:pPr>
-        <w:rPr>
-          <w:rFonts w:hint="eastAsia"/>
-          <w:lang w:val="en-US" w:eastAsia="zh-CN"/>
-        </w:rPr>
-      </w:pPr>
-    </w:p>
-    <w:p>
-      <w:pPr>
-        <w:rPr>
-          <w:rFonts w:hint="eastAsia"/>
-          <w:lang w:val="en-US" w:eastAsia="zh-CN"/>
-        </w:rPr>
-      </w:pPr>
-    </w:p>
-    <w:p>
-      <w:pPr>
-        <w:rPr>
-          <w:rFonts w:hint="eastAsia"/>
-          <w:lang w:val="en-US" w:eastAsia="zh-CN"/>
-        </w:rPr>
-      </w:pPr>
-    </w:p>
-    <w:p>
-      <w:pPr>
-        <w:rPr>
-          <w:rFonts w:hint="eastAsia"/>
-          <w:lang w:val="en-US" w:eastAsia="zh-CN"/>
-        </w:rPr>
-      </w:pPr>
+        <w:pStyle w:val="2"/>
+        <w:bidi w:val="0"/>
+        <w:rPr>
+          <w:rFonts w:hint="default"/>
+          <w:lang w:val="en-US" w:eastAsia="zh-CN"/>
+        </w:rPr>
+      </w:pPr>
+      <w:r>
+        <w:rPr>
+          <w:rFonts w:hint="eastAsia"/>
+          <w:lang w:val="en-US" w:eastAsia="zh-CN"/>
+        </w:rPr>
+        <w:t>数据库 安装软件</w:t>
+      </w:r>
+    </w:p>
+    <w:p>
+      <w:pPr>
+        <w:pStyle w:val="3"/>
+        <w:bidi w:val="0"/>
+        <w:rPr>
+          <w:rFonts w:hint="eastAsia"/>
+          <w:lang w:val="en-US" w:eastAsia="zh-CN"/>
+        </w:rPr>
+      </w:pPr>
+      <w:r>
+        <w:rPr>
+          <w:rFonts w:hint="eastAsia"/>
+          <w:lang w:val="en-US" w:eastAsia="zh-CN"/>
+        </w:rPr>
+        <w:t>WAMP（windows apache php）</w:t>
+      </w:r>
+    </w:p>
+    <w:p>
+      <w:pPr>
+        <w:rPr>
+          <w:rFonts w:hint="eastAsia"/>
+          <w:lang w:val="en-US" w:eastAsia="zh-CN"/>
+        </w:rPr>
+      </w:pPr>
+      <w:r>
+        <w:drawing>
+          <wp:inline distT="0" distB="0" distL="114300" distR="114300">
+            <wp:extent cx="5918200" cy="5499100"/>
+            <wp:effectExtent l="0" t="0" r="0" b="0"/>
+            <wp:docPr id="14" name="图片 1"/>
+            <wp:cNvGraphicFramePr>
+              <a:graphicFrameLocks xmlns:a="http://schemas.openxmlformats.org/drawingml/2006/main" noChangeAspect="1"/>
+            </wp:cNvGraphicFramePr>
+            <a:graphic xmlns:a="http://schemas.openxmlformats.org/drawingml/2006/main">
+              <a:graphicData uri="http://schemas.openxmlformats.org/drawingml/2006/picture">
+                <pic:pic xmlns:pic="http://schemas.openxmlformats.org/drawingml/2006/picture">
+                  <pic:nvPicPr>
+                    <pic:cNvPr id="14" name="图片 1"/>
+                    <pic:cNvPicPr>
+                      <a:picLocks noChangeAspect="1"/>
+                    </pic:cNvPicPr>
+                  </pic:nvPicPr>
+                  <pic:blipFill>
+                    <a:blip r:embed="rId17"/>
+                    <a:stretch>
+                      <a:fillRect/>
+                    </a:stretch>
+                  </pic:blipFill>
+                  <pic:spPr>
+                    <a:xfrm>
+                      <a:off x="0" y="0"/>
+                      <a:ext cx="5918200" cy="5499100"/>
+                    </a:xfrm>
+                    <a:prstGeom prst="rect">
+                      <a:avLst/>
+                    </a:prstGeom>
+                    <a:noFill/>
+                    <a:ln>
+                      <a:noFill/>
+                    </a:ln>
+                  </pic:spPr>
+                </pic:pic>
+              </a:graphicData>
+            </a:graphic>
+          </wp:inline>
+        </w:drawing>
+      </w:r>
+    </w:p>
+    <w:p>
+      <w:pPr>
+        <w:pStyle w:val="3"/>
+        <w:bidi w:val="0"/>
+        <w:rPr>
+          <w:rFonts w:hint="eastAsia"/>
+          <w:lang w:val="en-US" w:eastAsia="zh-CN"/>
+        </w:rPr>
+      </w:pPr>
+      <w:r>
+        <w:rPr>
+          <w:rFonts w:hint="eastAsia"/>
+          <w:lang w:val="en-US" w:eastAsia="zh-CN"/>
+        </w:rPr>
+        <w:t>Navicat（mysql可视化，破解就是：运行破解软件，粘贴exe的路径）</w:t>
+      </w:r>
+    </w:p>
+    <w:p>
+      <w:pPr>
+        <w:rPr>
+          <w:rFonts w:hint="default"/>
+          <w:lang w:val="en-US" w:eastAsia="zh-CN"/>
+        </w:rPr>
+      </w:pPr>
+      <w:r>
+        <w:drawing>
+          <wp:inline distT="0" distB="0" distL="114300" distR="114300">
+            <wp:extent cx="4502150" cy="2781300"/>
+            <wp:effectExtent l="0" t="0" r="6350" b="0"/>
+            <wp:docPr id="16" name="图片 3"/>
+            <wp:cNvGraphicFramePr>
+              <a:graphicFrameLocks xmlns:a="http://schemas.openxmlformats.org/drawingml/2006/main" noChangeAspect="1"/>
+            </wp:cNvGraphicFramePr>
+            <a:graphic xmlns:a="http://schemas.openxmlformats.org/drawingml/2006/main">
+              <a:graphicData uri="http://schemas.openxmlformats.org/drawingml/2006/picture">
+                <pic:pic xmlns:pic="http://schemas.openxmlformats.org/drawingml/2006/picture">
+                  <pic:nvPicPr>
+                    <pic:cNvPr id="16" name="图片 3"/>
+                    <pic:cNvPicPr>
+                      <a:picLocks noChangeAspect="1"/>
+                    </pic:cNvPicPr>
+                  </pic:nvPicPr>
+                  <pic:blipFill>
+                    <a:blip r:embed="rId18"/>
+                    <a:stretch>
+                      <a:fillRect/>
+                    </a:stretch>
+                  </pic:blipFill>
+                  <pic:spPr>
+                    <a:xfrm>
+                      <a:off x="0" y="0"/>
+                      <a:ext cx="4502150" cy="2781300"/>
+                    </a:xfrm>
+                    <a:prstGeom prst="rect">
+                      <a:avLst/>
+                    </a:prstGeom>
+                    <a:noFill/>
+                    <a:ln>
+                      <a:noFill/>
+                    </a:ln>
+                  </pic:spPr>
+                </pic:pic>
+              </a:graphicData>
+            </a:graphic>
+          </wp:inline>
+        </w:drawing>
+      </w:r>
+    </w:p>
+    <w:p>
+      <w:pPr>
+        <w:rPr>
+          <w:rFonts w:hint="eastAsia"/>
+          <w:lang w:val="en-US" w:eastAsia="zh-CN"/>
+        </w:rPr>
+      </w:pPr>
+    </w:p>
+    <w:p>
+      <w:pPr>
+        <w:pStyle w:val="4"/>
+        <w:bidi w:val="0"/>
+        <w:rPr>
+          <w:rFonts w:hint="eastAsia"/>
+          <w:lang w:val="en-US" w:eastAsia="zh-CN"/>
+        </w:rPr>
+      </w:pPr>
+      <w:r>
+        <w:rPr>
+          <w:rFonts w:hint="eastAsia"/>
+          <w:lang w:val="en-US" w:eastAsia="zh-CN"/>
+        </w:rPr>
+        <w:t>1405错误</w:t>
+      </w:r>
+    </w:p>
+    <w:p>
+      <w:pPr>
+        <w:rPr>
+          <w:rFonts w:hint="eastAsia"/>
+          <w:lang w:val="en-US" w:eastAsia="zh-CN"/>
+        </w:rPr>
+      </w:pPr>
+      <w:r>
+        <w:rPr>
+          <w:rFonts w:hint="eastAsia"/>
+          <w:lang w:val="en-US" w:eastAsia="zh-CN"/>
+        </w:rPr>
+        <w:t>关闭MySql服务</w:t>
+      </w:r>
+    </w:p>
+    <w:p>
+      <w:pPr>
+        <w:pStyle w:val="4"/>
+        <w:bidi w:val="0"/>
+        <w:rPr>
+          <w:rFonts w:hint="eastAsia"/>
+          <w:lang w:val="en-US" w:eastAsia="zh-CN"/>
+        </w:rPr>
+      </w:pPr>
+      <w:r>
+        <w:rPr>
+          <w:rFonts w:hint="eastAsia"/>
+          <w:lang w:val="en-US" w:eastAsia="zh-CN"/>
+        </w:rPr>
+        <w:t>建表</w:t>
+      </w:r>
+    </w:p>
+    <w:p>
+      <w:r>
+        <w:drawing>
+          <wp:inline distT="0" distB="0" distL="114300" distR="114300">
+            <wp:extent cx="4660900" cy="1371600"/>
+            <wp:effectExtent l="0" t="0" r="0" b="0"/>
+            <wp:docPr id="17" name="图片 4"/>
+            <wp:cNvGraphicFramePr>
+              <a:graphicFrameLocks xmlns:a="http://schemas.openxmlformats.org/drawingml/2006/main" noChangeAspect="1"/>
+            </wp:cNvGraphicFramePr>
+            <a:graphic xmlns:a="http://schemas.openxmlformats.org/drawingml/2006/main">
+              <a:graphicData uri="http://schemas.openxmlformats.org/drawingml/2006/picture">
+                <pic:pic xmlns:pic="http://schemas.openxmlformats.org/drawingml/2006/picture">
+                  <pic:nvPicPr>
+                    <pic:cNvPr id="17" name="图片 4"/>
+                    <pic:cNvPicPr>
+                      <a:picLocks noChangeAspect="1"/>
+                    </pic:cNvPicPr>
+                  </pic:nvPicPr>
+                  <pic:blipFill>
+                    <a:blip r:embed="rId19"/>
+                    <a:stretch>
+                      <a:fillRect/>
+                    </a:stretch>
+                  </pic:blipFill>
+                  <pic:spPr>
+                    <a:xfrm>
+                      <a:off x="0" y="0"/>
+                      <a:ext cx="4660900" cy="1371600"/>
+                    </a:xfrm>
+                    <a:prstGeom prst="rect">
+                      <a:avLst/>
+                    </a:prstGeom>
+                    <a:noFill/>
+                    <a:ln>
+                      <a:noFill/>
+                    </a:ln>
+                  </pic:spPr>
+                </pic:pic>
+              </a:graphicData>
+            </a:graphic>
+          </wp:inline>
+        </w:drawing>
+      </w:r>
+    </w:p>
+    <w:p>
+      <w:pPr>
+        <w:pStyle w:val="4"/>
+        <w:bidi w:val="0"/>
+        <w:rPr>
+          <w:rFonts w:hint="eastAsia"/>
+          <w:lang w:val="en-US" w:eastAsia="zh-CN"/>
+        </w:rPr>
+      </w:pPr>
+      <w:r>
+        <w:rPr>
+          <w:rFonts w:hint="eastAsia"/>
+          <w:lang w:val="en-US" w:eastAsia="zh-CN"/>
+        </w:rPr>
+        <w:t>对mysql的VS dll插件</w:t>
+      </w:r>
+      <w:bookmarkStart w:id="0" w:name="_GoBack"/>
+      <w:bookmarkEnd w:id="0"/>
+    </w:p>
+    <w:p>
+      <w:pPr>
+        <w:rPr>
+          <w:rFonts w:hint="default"/>
+          <w:lang w:val="en-US" w:eastAsia="zh-CN"/>
+        </w:rPr>
+      </w:pPr>
+      <w:r>
+        <w:drawing>
+          <wp:inline distT="0" distB="0" distL="114300" distR="114300">
+            <wp:extent cx="1809750" cy="342900"/>
+            <wp:effectExtent l="0" t="0" r="6350" b="0"/>
+            <wp:docPr id="18" name="图片 5"/>
+            <wp:cNvGraphicFramePr>
+              <a:graphicFrameLocks xmlns:a="http://schemas.openxmlformats.org/drawingml/2006/main" noChangeAspect="1"/>
+            </wp:cNvGraphicFramePr>
+            <a:graphic xmlns:a="http://schemas.openxmlformats.org/drawingml/2006/main">
+              <a:graphicData uri="http://schemas.openxmlformats.org/drawingml/2006/picture">
+                <pic:pic xmlns:pic="http://schemas.openxmlformats.org/drawingml/2006/picture">
+                  <pic:nvPicPr>
+                    <pic:cNvPr id="18" name="图片 5"/>
+                    <pic:cNvPicPr>
+                      <a:picLocks noChangeAspect="1"/>
+                    </pic:cNvPicPr>
+                  </pic:nvPicPr>
+                  <pic:blipFill>
+                    <a:blip r:embed="rId20"/>
+                    <a:stretch>
+                      <a:fillRect/>
+                    </a:stretch>
+                  </pic:blipFill>
+                  <pic:spPr>
+                    <a:xfrm>
+                      <a:off x="0" y="0"/>
+                      <a:ext cx="1809750" cy="342900"/>
+                    </a:xfrm>
+                    <a:prstGeom prst="rect">
+                      <a:avLst/>
+                    </a:prstGeom>
+                    <a:noFill/>
+                    <a:ln>
+                      <a:noFill/>
+                    </a:ln>
+                  </pic:spPr>
+                </pic:pic>
+              </a:graphicData>
+            </a:graphic>
+          </wp:inline>
+        </w:drawing>
+      </w:r>
+    </w:p>
+    <w:p>
+      <w:pPr>
+        <w:pStyle w:val="3"/>
+        <w:bidi w:val="0"/>
+        <w:rPr>
+          <w:rFonts w:hint="default"/>
+          <w:lang w:val="en-US" w:eastAsia="zh-CN"/>
+        </w:rPr>
+      </w:pPr>
+      <w:r>
+        <w:rPr>
+          <w:rFonts w:hint="eastAsia"/>
+          <w:lang w:val="en-US" w:eastAsia="zh-CN"/>
+        </w:rPr>
+        <w:t>VS MysqlTest_2017</w:t>
+      </w:r>
+    </w:p>
+    <w:p>
+      <w:pPr>
+        <w:pStyle w:val="4"/>
+        <w:bidi w:val="0"/>
+        <w:rPr>
+          <w:rFonts w:hint="default"/>
+          <w:lang w:val="en-US" w:eastAsia="zh-CN"/>
+        </w:rPr>
+      </w:pPr>
+      <w:r>
+        <w:rPr>
+          <w:rFonts w:hint="eastAsia"/>
+          <w:lang w:val="en-US" w:eastAsia="zh-CN"/>
+        </w:rPr>
+        <w:t>找不到文件 System.Drawing.Common</w:t>
+      </w:r>
+    </w:p>
+    <w:p>
+      <w:r>
+        <w:drawing>
+          <wp:inline distT="0" distB="0" distL="114300" distR="114300">
+            <wp:extent cx="8261350" cy="279400"/>
+            <wp:effectExtent l="0" t="0" r="6350" b="0"/>
+            <wp:docPr id="19" name="图片 6"/>
+            <wp:cNvGraphicFramePr>
+              <a:graphicFrameLocks xmlns:a="http://schemas.openxmlformats.org/drawingml/2006/main" noChangeAspect="1"/>
+            </wp:cNvGraphicFramePr>
+            <a:graphic xmlns:a="http://schemas.openxmlformats.org/drawingml/2006/main">
+              <a:graphicData uri="http://schemas.openxmlformats.org/drawingml/2006/picture">
+                <pic:pic xmlns:pic="http://schemas.openxmlformats.org/drawingml/2006/picture">
+                  <pic:nvPicPr>
+                    <pic:cNvPr id="19" name="图片 6"/>
+                    <pic:cNvPicPr>
+                      <a:picLocks noChangeAspect="1"/>
+                    </pic:cNvPicPr>
+                  </pic:nvPicPr>
+                  <pic:blipFill>
+                    <a:blip r:embed="rId21"/>
+                    <a:stretch>
+                      <a:fillRect/>
+                    </a:stretch>
+                  </pic:blipFill>
+                  <pic:spPr>
+                    <a:xfrm>
+                      <a:off x="0" y="0"/>
+                      <a:ext cx="8261350" cy="279400"/>
+                    </a:xfrm>
+                    <a:prstGeom prst="rect">
+                      <a:avLst/>
+                    </a:prstGeom>
+                    <a:noFill/>
+                    <a:ln>
+                      <a:noFill/>
+                    </a:ln>
+                  </pic:spPr>
+                </pic:pic>
+              </a:graphicData>
+            </a:graphic>
+          </wp:inline>
+        </w:drawing>
+      </w:r>
+    </w:p>
+    <w:p>
+      <w:pPr>
+        <w:rPr>
+          <w:rFonts w:hint="eastAsia"/>
+          <w:lang w:val="en-US" w:eastAsia="zh-CN"/>
+        </w:rPr>
+      </w:pPr>
+      <w:r>
+        <w:rPr>
+          <w:rFonts w:hint="eastAsia"/>
+          <w:lang w:val="en-US" w:eastAsia="zh-CN"/>
+        </w:rPr>
+        <w:t>用2017，不要用2022</w:t>
+      </w:r>
+    </w:p>
+    <w:p>
+      <w:pPr>
+        <w:rPr>
+          <w:rFonts w:hint="eastAsia"/>
+          <w:lang w:val="en-US" w:eastAsia="zh-CN"/>
+        </w:rPr>
+      </w:pPr>
+      <w:r>
+        <w:rPr>
+          <w:rFonts w:hint="eastAsia"/>
+          <w:lang w:val="en-US" w:eastAsia="zh-CN"/>
+        </w:rPr>
+        <w:t>dll中的确是passwrod，可能源码就写这</w:t>
+      </w:r>
+    </w:p>
+    <w:p>
+      <w:pPr>
+        <w:rPr>
+          <w:rFonts w:hint="default"/>
+          <w:lang w:val="en-US" w:eastAsia="zh-CN"/>
+        </w:rPr>
+      </w:pPr>
+      <w:r>
+        <w:rPr>
+          <w:rFonts w:hint="eastAsia"/>
+          <w:lang w:val="en-US" w:eastAsia="zh-CN"/>
+        </w:rPr>
+        <w:t>MySql服务不要打开</w:t>
+      </w:r>
     </w:p>
     <w:p>
       <w:pPr>
@@ -1585,7 +2000,7 @@
     <w:lsdException w:qFormat="1" w:unhideWhenUsed="0" w:uiPriority="0" w:semiHidden="0" w:name="Normal"/>
     <w:lsdException w:qFormat="1" w:unhideWhenUsed="0" w:uiPriority="0" w:semiHidden="0" w:name="heading 1"/>
     <w:lsdException w:qFormat="1" w:uiPriority="0" w:semiHidden="0" w:name="heading 2"/>
-    <w:lsdException w:qFormat="1" w:uiPriority="0" w:name="heading 3"/>
+    <w:lsdException w:qFormat="1" w:uiPriority="0" w:semiHidden="0" w:name="heading 3"/>
     <w:lsdException w:qFormat="1" w:uiPriority="0" w:name="heading 4"/>
     <w:lsdException w:qFormat="1" w:uiPriority="0" w:name="heading 5"/>
     <w:lsdException w:qFormat="1" w:uiPriority="0" w:name="heading 6"/>
@@ -1667,7 +2082,7 @@
     <w:lsdException w:unhideWhenUsed="0" w:uiPriority="0" w:semiHidden="0" w:name="Body Text Indent 2"/>
     <w:lsdException w:unhideWhenUsed="0" w:uiPriority="0" w:semiHidden="0" w:name="Body Text Indent 3"/>
     <w:lsdException w:unhideWhenUsed="0" w:uiPriority="0" w:semiHidden="0" w:name="Block Text"/>
-    <w:lsdException w:unhideWhenUsed="0" w:uiPriority="0" w:semiHidden="0" w:name="Hyperlink"/>
+    <w:lsdException w:qFormat="1" w:unhideWhenUsed="0" w:uiPriority="0" w:semiHidden="0" w:name="Hyperlink"/>
     <w:lsdException w:unhideWhenUsed="0" w:uiPriority="0" w:semiHidden="0" w:name="FollowedHyperlink"/>
     <w:lsdException w:qFormat="1" w:unhideWhenUsed="0" w:uiPriority="0" w:semiHidden="0" w:name="Strong"/>
     <w:lsdException w:qFormat="1" w:unhideWhenUsed="0" w:uiPriority="0" w:semiHidden="0" w:name="Emphasis"/>
@@ -1884,13 +2299,31 @@
       <w:sz w:val="32"/>
     </w:rPr>
   </w:style>
-  <w:style w:type="character" w:default="1" w:styleId="5">
+  <w:style w:type="paragraph" w:styleId="4">
+    <w:name w:val="heading 3"/>
+    <w:basedOn w:val="1"/>
+    <w:next w:val="1"/>
+    <w:unhideWhenUsed/>
+    <w:qFormat/>
+    <w:uiPriority w:val="0"/>
+    <w:pPr>
+      <w:keepNext/>
+      <w:keepLines/>
+      <w:spacing w:before="260" w:beforeLines="0" w:beforeAutospacing="0" w:after="260" w:afterLines="0" w:afterAutospacing="0" w:line="413" w:lineRule="auto"/>
+      <w:outlineLvl w:val="2"/>
+    </w:pPr>
+    <w:rPr>
+      <w:b/>
+      <w:sz w:val="32"/>
+    </w:rPr>
+  </w:style>
+  <w:style w:type="character" w:default="1" w:styleId="6">
     <w:name w:val="Default Paragraph Font"/>
     <w:semiHidden/>
     <w:qFormat/>
     <w:uiPriority w:val="0"/>
   </w:style>
-  <w:style w:type="table" w:default="1" w:styleId="4">
+  <w:style w:type="table" w:default="1" w:styleId="5">
     <w:name w:val="Normal Table"/>
     <w:semiHidden/>
     <w:qFormat/>
@@ -1904,9 +2337,10 @@
       </w:tblCellMar>
     </w:tblPr>
   </w:style>
-  <w:style w:type="character" w:styleId="6">
+  <w:style w:type="character" w:styleId="7">
     <w:name w:val="Hyperlink"/>
-    <w:basedOn w:val="5"/>
+    <w:basedOn w:val="6"/>
+    <w:qFormat/>
     <w:uiPriority w:val="0"/>
     <w:rPr>
       <w:color w:val="0000FF"/>

--- a/问题记录.docx
+++ b/问题记录.docx
@@ -1758,8 +1758,6 @@
         </w:rPr>
         <w:t>对mysql的VS dll插件</w:t>
       </w:r>
-      <w:bookmarkStart w:id="0" w:name="_GoBack"/>
-      <w:bookmarkEnd w:id="0"/>
     </w:p>
     <w:p>
       <w:pPr>
@@ -1924,7 +1922,7 @@
     <w:p>
       <w:pPr>
         <w:rPr>
-          <w:rFonts w:hint="default"/>
+          <w:rFonts w:hint="eastAsia"/>
           <w:lang w:val="en-US" w:eastAsia="zh-CN"/>
         </w:rPr>
       </w:pPr>
@@ -1934,6 +1932,83 @@
           <w:lang w:val="en-US" w:eastAsia="zh-CN"/>
         </w:rPr>
         <w:t>MySql服务不要打开</w:t>
+      </w:r>
+    </w:p>
+    <w:p>
+      <w:pPr>
+        <w:pStyle w:val="2"/>
+        <w:bidi w:val="0"/>
+        <w:rPr>
+          <w:rFonts w:hint="eastAsia"/>
+          <w:lang w:val="en-US" w:eastAsia="zh-CN"/>
+        </w:rPr>
+      </w:pPr>
+      <w:r>
+        <w:rPr>
+          <w:rFonts w:hint="eastAsia"/>
+          <w:lang w:val="en-US" w:eastAsia="zh-CN"/>
+        </w:rPr>
+        <w:t xml:space="preserve">打卡 </w:t>
+      </w:r>
+      <w:bookmarkStart w:id="0" w:name="_GoBack"/>
+      <w:r>
+        <w:rPr>
+          <w:rFonts w:hint="eastAsia"/>
+          <w:lang w:val="en-US" w:eastAsia="zh-CN"/>
+        </w:rPr>
+        <w:t>数据库关于account的Query、Insert</w:t>
+      </w:r>
+      <w:bookmarkEnd w:id="0"/>
+    </w:p>
+    <w:p>
+      <w:pPr>
+        <w:rPr>
+          <w:rFonts w:hint="default"/>
+          <w:lang w:val="en-US" w:eastAsia="zh-CN"/>
+        </w:rPr>
+      </w:pPr>
+      <w:r>
+        <w:drawing>
+          <wp:inline distT="0" distB="0" distL="114300" distR="114300">
+            <wp:extent cx="7086600" cy="2616200"/>
+            <wp:effectExtent l="0" t="0" r="0" b="0"/>
+            <wp:docPr id="15" name="图片 1"/>
+            <wp:cNvGraphicFramePr>
+              <a:graphicFrameLocks xmlns:a="http://schemas.openxmlformats.org/drawingml/2006/main" noChangeAspect="1"/>
+            </wp:cNvGraphicFramePr>
+            <a:graphic xmlns:a="http://schemas.openxmlformats.org/drawingml/2006/main">
+              <a:graphicData uri="http://schemas.openxmlformats.org/drawingml/2006/picture">
+                <pic:pic xmlns:pic="http://schemas.openxmlformats.org/drawingml/2006/picture">
+                  <pic:nvPicPr>
+                    <pic:cNvPr id="15" name="图片 1"/>
+                    <pic:cNvPicPr>
+                      <a:picLocks noChangeAspect="1"/>
+                    </pic:cNvPicPr>
+                  </pic:nvPicPr>
+                  <pic:blipFill>
+                    <a:blip r:embed="rId22"/>
+                    <a:stretch>
+                      <a:fillRect/>
+                    </a:stretch>
+                  </pic:blipFill>
+                  <pic:spPr>
+                    <a:xfrm>
+                      <a:off x="0" y="0"/>
+                      <a:ext cx="7086600" cy="2616200"/>
+                    </a:xfrm>
+                    <a:prstGeom prst="rect">
+                      <a:avLst/>
+                    </a:prstGeom>
+                    <a:noFill/>
+                    <a:ln>
+                      <a:noFill/>
+                    </a:ln>
+                  </pic:spPr>
+                </pic:pic>
+              </a:graphicData>
+            </a:graphic>
+          </wp:inline>
+        </w:drawing>
       </w:r>
     </w:p>
     <w:p>

--- a/问题记录.docx
+++ b/问题记录.docx
@@ -1948,17 +1948,8 @@
           <w:rFonts w:hint="eastAsia"/>
           <w:lang w:val="en-US" w:eastAsia="zh-CN"/>
         </w:rPr>
-        <w:t xml:space="preserve">打卡 </w:t>
-      </w:r>
-      <w:bookmarkStart w:id="0" w:name="_GoBack"/>
-      <w:r>
-        <w:rPr>
-          <w:rFonts w:hint="eastAsia"/>
-          <w:lang w:val="en-US" w:eastAsia="zh-CN"/>
-        </w:rPr>
-        <w:t>数据库关于account的Query、Insert</w:t>
-      </w:r>
-      <w:bookmarkEnd w:id="0"/>
+        <w:t>打卡 数据库关于account的Query、Insert</w:t>
+      </w:r>
     </w:p>
     <w:p>
       <w:pPr>
@@ -2021,11 +2012,80 @@
     </w:p>
     <w:p>
       <w:pPr>
-        <w:rPr>
-          <w:rFonts w:hint="eastAsia"/>
-          <w:lang w:val="en-US" w:eastAsia="zh-CN"/>
-        </w:rPr>
-      </w:pPr>
+        <w:pStyle w:val="2"/>
+        <w:bidi w:val="0"/>
+        <w:rPr>
+          <w:rFonts w:hint="default"/>
+          <w:lang w:val="en-US" w:eastAsia="zh-CN"/>
+        </w:rPr>
+      </w:pPr>
+      <w:r>
+        <w:rPr>
+          <w:rFonts w:hint="eastAsia"/>
+          <w:lang w:val="en-US" w:eastAsia="zh-CN"/>
+        </w:rPr>
+        <w:t xml:space="preserve">打卡 </w:t>
+      </w:r>
+      <w:bookmarkStart w:id="0" w:name="_GoBack"/>
+      <w:r>
+        <w:rPr>
+          <w:rFonts w:hint="eastAsia"/>
+          <w:lang w:val="en-US" w:eastAsia="zh-CN"/>
+        </w:rPr>
+        <w:t>从C的操作到服务器/数据库返回RspLogin</w:t>
+      </w:r>
+      <w:bookmarkEnd w:id="0"/>
+    </w:p>
+    <w:p>
+      <w:pPr>
+        <w:rPr>
+          <w:rFonts w:hint="default"/>
+          <w:lang w:val="en-US" w:eastAsia="zh-CN"/>
+        </w:rPr>
+      </w:pPr>
+      <w:r>
+        <w:drawing>
+          <wp:inline distT="0" distB="0" distL="114300" distR="114300">
+            <wp:extent cx="8698865" cy="3857625"/>
+            <wp:effectExtent l="0" t="0" r="635" b="3175"/>
+            <wp:docPr id="20" name="图片 1"/>
+            <wp:cNvGraphicFramePr>
+              <a:graphicFrameLocks xmlns:a="http://schemas.openxmlformats.org/drawingml/2006/main" noChangeAspect="1"/>
+            </wp:cNvGraphicFramePr>
+            <a:graphic xmlns:a="http://schemas.openxmlformats.org/drawingml/2006/main">
+              <a:graphicData uri="http://schemas.openxmlformats.org/drawingml/2006/picture">
+                <pic:pic xmlns:pic="http://schemas.openxmlformats.org/drawingml/2006/picture">
+                  <pic:nvPicPr>
+                    <pic:cNvPr id="20" name="图片 1"/>
+                    <pic:cNvPicPr>
+                      <a:picLocks noChangeAspect="1"/>
+                    </pic:cNvPicPr>
+                  </pic:nvPicPr>
+                  <pic:blipFill>
+                    <a:blip r:embed="rId23"/>
+                    <a:stretch>
+                      <a:fillRect/>
+                    </a:stretch>
+                  </pic:blipFill>
+                  <pic:spPr>
+                    <a:xfrm>
+                      <a:off x="0" y="0"/>
+                      <a:ext cx="8698865" cy="3857625"/>
+                    </a:xfrm>
+                    <a:prstGeom prst="rect">
+                      <a:avLst/>
+                    </a:prstGeom>
+                    <a:noFill/>
+                    <a:ln>
+                      <a:noFill/>
+                    </a:ln>
+                  </pic:spPr>
+                </pic:pic>
+              </a:graphicData>
+            </a:graphic>
+          </wp:inline>
+        </w:drawing>
+      </w:r>
     </w:p>
     <w:p>
       <w:pPr>

--- a/问题记录.docx
+++ b/问题记录.docx
@@ -2024,17 +2024,8 @@
           <w:rFonts w:hint="eastAsia"/>
           <w:lang w:val="en-US" w:eastAsia="zh-CN"/>
         </w:rPr>
-        <w:t xml:space="preserve">打卡 </w:t>
-      </w:r>
-      <w:bookmarkStart w:id="0" w:name="_GoBack"/>
-      <w:r>
-        <w:rPr>
-          <w:rFonts w:hint="eastAsia"/>
-          <w:lang w:val="en-US" w:eastAsia="zh-CN"/>
-        </w:rPr>
-        <w:t>从C的操作到服务器/数据库返回RspLogin</w:t>
-      </w:r>
-      <w:bookmarkEnd w:id="0"/>
+        <w:t>打卡 从C的操作到服务器/数据库返回RspLogin</w:t>
+      </w:r>
     </w:p>
     <w:p>
       <w:pPr>
@@ -2089,11 +2080,73 @@
     </w:p>
     <w:p>
       <w:pPr>
-        <w:rPr>
-          <w:rFonts w:hint="eastAsia"/>
-          <w:lang w:val="en-US" w:eastAsia="zh-CN"/>
-        </w:rPr>
-      </w:pPr>
+        <w:pStyle w:val="2"/>
+        <w:bidi w:val="0"/>
+        <w:rPr>
+          <w:rFonts w:hint="eastAsia"/>
+          <w:lang w:val="en-US" w:eastAsia="zh-CN"/>
+        </w:rPr>
+      </w:pPr>
+      <w:r>
+        <w:rPr>
+          <w:rFonts w:hint="eastAsia"/>
+          <w:lang w:val="en-US" w:eastAsia="zh-CN"/>
+        </w:rPr>
+        <w:t>打卡 CS可以随机名字</w:t>
+      </w:r>
+      <w:bookmarkStart w:id="0" w:name="_GoBack"/>
+      <w:bookmarkEnd w:id="0"/>
+    </w:p>
+    <w:p>
+      <w:pPr>
+        <w:rPr>
+          <w:rFonts w:hint="default"/>
+          <w:lang w:val="en-US" w:eastAsia="zh-CN"/>
+        </w:rPr>
+      </w:pPr>
+      <w:r>
+        <w:drawing>
+          <wp:inline distT="0" distB="0" distL="114300" distR="114300">
+            <wp:extent cx="8703310" cy="5473065"/>
+            <wp:effectExtent l="0" t="0" r="8890" b="635"/>
+            <wp:docPr id="21" name="图片 1"/>
+            <wp:cNvGraphicFramePr>
+              <a:graphicFrameLocks xmlns:a="http://schemas.openxmlformats.org/drawingml/2006/main" noChangeAspect="1"/>
+            </wp:cNvGraphicFramePr>
+            <a:graphic xmlns:a="http://schemas.openxmlformats.org/drawingml/2006/main">
+              <a:graphicData uri="http://schemas.openxmlformats.org/drawingml/2006/picture">
+                <pic:pic xmlns:pic="http://schemas.openxmlformats.org/drawingml/2006/picture">
+                  <pic:nvPicPr>
+                    <pic:cNvPr id="21" name="图片 1"/>
+                    <pic:cNvPicPr>
+                      <a:picLocks noChangeAspect="1"/>
+                    </pic:cNvPicPr>
+                  </pic:nvPicPr>
+                  <pic:blipFill>
+                    <a:blip r:embed="rId24"/>
+                    <a:stretch>
+                      <a:fillRect/>
+                    </a:stretch>
+                  </pic:blipFill>
+                  <pic:spPr>
+                    <a:xfrm>
+                      <a:off x="0" y="0"/>
+                      <a:ext cx="8703310" cy="5473065"/>
+                    </a:xfrm>
+                    <a:prstGeom prst="rect">
+                      <a:avLst/>
+                    </a:prstGeom>
+                    <a:noFill/>
+                    <a:ln>
+                      <a:noFill/>
+                    </a:ln>
+                  </pic:spPr>
+                </pic:pic>
+              </a:graphicData>
+            </a:graphic>
+          </wp:inline>
+        </w:drawing>
+      </w:r>
     </w:p>
     <w:p>
       <w:pPr>

--- a/问题记录.docx
+++ b/问题记录.docx
@@ -2094,8 +2094,6 @@
         </w:rPr>
         <w:t>打卡 CS可以随机名字</w:t>
       </w:r>
-      <w:bookmarkStart w:id="0" w:name="_GoBack"/>
-      <w:bookmarkEnd w:id="0"/>
     </w:p>
     <w:p>
       <w:pPr>
@@ -2158,11 +2156,195 @@
     </w:p>
     <w:p>
       <w:pPr>
-        <w:rPr>
-          <w:rFonts w:hint="default"/>
-          <w:lang w:val="en-US" w:eastAsia="zh-CN"/>
-        </w:rPr>
-      </w:pPr>
+        <w:pStyle w:val="2"/>
+        <w:bidi w:val="0"/>
+        <w:rPr>
+          <w:rFonts w:hint="default"/>
+          <w:lang w:val="en-US" w:eastAsia="zh-CN"/>
+        </w:rPr>
+      </w:pPr>
+      <w:r>
+        <w:rPr>
+          <w:rFonts w:hint="eastAsia"/>
+          <w:lang w:val="en-US" w:eastAsia="zh-CN"/>
+        </w:rPr>
+        <w:t>主城---------------------------</w:t>
+      </w:r>
+    </w:p>
+    <w:p>
+      <w:pPr>
+        <w:pStyle w:val="2"/>
+        <w:bidi w:val="0"/>
+        <w:rPr>
+          <w:rFonts w:hint="eastAsia"/>
+          <w:lang w:val="en-US" w:eastAsia="zh-CN"/>
+        </w:rPr>
+      </w:pPr>
+      <w:r>
+        <w:rPr>
+          <w:rFonts w:hint="eastAsia"/>
+          <w:lang w:val="en-US" w:eastAsia="zh-CN"/>
+        </w:rPr>
+        <w:t xml:space="preserve">直接拖MianCity和Light </w:t>
+      </w:r>
+    </w:p>
+    <w:p>
+      <w:pPr>
+        <w:rPr>
+          <w:rFonts w:hint="default"/>
+          <w:lang w:val="en-US" w:eastAsia="zh-CN"/>
+        </w:rPr>
+      </w:pPr>
+      <w:r>
+        <w:rPr>
+          <w:rFonts w:hint="eastAsia"/>
+          <w:lang w:val="en-US" w:eastAsia="zh-CN"/>
+        </w:rPr>
+        <w:t xml:space="preserve">batches太大 </w:t>
+      </w:r>
+    </w:p>
+    <w:p>
+      <w:r>
+        <w:drawing>
+          <wp:inline distT="0" distB="0" distL="114300" distR="114300">
+            <wp:extent cx="4629150" cy="1943100"/>
+            <wp:effectExtent l="0" t="0" r="6350" b="0"/>
+            <wp:docPr id="22" name="图片 1"/>
+            <wp:cNvGraphicFramePr>
+              <a:graphicFrameLocks xmlns:a="http://schemas.openxmlformats.org/drawingml/2006/main" noChangeAspect="1"/>
+            </wp:cNvGraphicFramePr>
+            <a:graphic xmlns:a="http://schemas.openxmlformats.org/drawingml/2006/main">
+              <a:graphicData uri="http://schemas.openxmlformats.org/drawingml/2006/picture">
+                <pic:pic xmlns:pic="http://schemas.openxmlformats.org/drawingml/2006/picture">
+                  <pic:nvPicPr>
+                    <pic:cNvPr id="22" name="图片 1"/>
+                    <pic:cNvPicPr>
+                      <a:picLocks noChangeAspect="1"/>
+                    </pic:cNvPicPr>
+                  </pic:nvPicPr>
+                  <pic:blipFill>
+                    <a:blip r:embed="rId25"/>
+                    <a:stretch>
+                      <a:fillRect/>
+                    </a:stretch>
+                  </pic:blipFill>
+                  <pic:spPr>
+                    <a:xfrm>
+                      <a:off x="0" y="0"/>
+                      <a:ext cx="4629150" cy="1943100"/>
+                    </a:xfrm>
+                    <a:prstGeom prst="rect">
+                      <a:avLst/>
+                    </a:prstGeom>
+                    <a:noFill/>
+                    <a:ln>
+                      <a:noFill/>
+                    </a:ln>
+                  </pic:spPr>
+                </pic:pic>
+              </a:graphicData>
+            </a:graphic>
+          </wp:inline>
+        </w:drawing>
+      </w:r>
+    </w:p>
+    <w:p>
+      <w:r>
+        <w:drawing>
+          <wp:inline distT="0" distB="0" distL="114300" distR="114300">
+            <wp:extent cx="4762500" cy="2108200"/>
+            <wp:effectExtent l="0" t="0" r="0" b="0"/>
+            <wp:docPr id="23" name="图片 2"/>
+            <wp:cNvGraphicFramePr>
+              <a:graphicFrameLocks xmlns:a="http://schemas.openxmlformats.org/drawingml/2006/main" noChangeAspect="1"/>
+            </wp:cNvGraphicFramePr>
+            <a:graphic xmlns:a="http://schemas.openxmlformats.org/drawingml/2006/main">
+              <a:graphicData uri="http://schemas.openxmlformats.org/drawingml/2006/picture">
+                <pic:pic xmlns:pic="http://schemas.openxmlformats.org/drawingml/2006/picture">
+                  <pic:nvPicPr>
+                    <pic:cNvPr id="23" name="图片 2"/>
+                    <pic:cNvPicPr>
+                      <a:picLocks noChangeAspect="1"/>
+                    </pic:cNvPicPr>
+                  </pic:nvPicPr>
+                  <pic:blipFill>
+                    <a:blip r:embed="rId26"/>
+                    <a:stretch>
+                      <a:fillRect/>
+                    </a:stretch>
+                  </pic:blipFill>
+                  <pic:spPr>
+                    <a:xfrm>
+                      <a:off x="0" y="0"/>
+                      <a:ext cx="4762500" cy="2108200"/>
+                    </a:xfrm>
+                    <a:prstGeom prst="rect">
+                      <a:avLst/>
+                    </a:prstGeom>
+                    <a:noFill/>
+                    <a:ln>
+                      <a:noFill/>
+                    </a:ln>
+                  </pic:spPr>
+                </pic:pic>
+              </a:graphicData>
+            </a:graphic>
+          </wp:inline>
+        </w:drawing>
+      </w:r>
+    </w:p>
+    <w:p>
+      <w:pPr>
+        <w:rPr>
+          <w:rFonts w:hint="default"/>
+          <w:lang w:val="en-US" w:eastAsia="zh-CN"/>
+        </w:rPr>
+      </w:pPr>
+      <w:r>
+        <w:drawing>
+          <wp:inline distT="0" distB="0" distL="114300" distR="114300">
+            <wp:extent cx="2673350" cy="10477500"/>
+            <wp:effectExtent l="0" t="0" r="6350" b="0"/>
+            <wp:docPr id="25" name="图片 4"/>
+            <wp:cNvGraphicFramePr>
+              <a:graphicFrameLocks xmlns:a="http://schemas.openxmlformats.org/drawingml/2006/main" noChangeAspect="1"/>
+            </wp:cNvGraphicFramePr>
+            <a:graphic xmlns:a="http://schemas.openxmlformats.org/drawingml/2006/main">
+              <a:graphicData uri="http://schemas.openxmlformats.org/drawingml/2006/picture">
+                <pic:pic xmlns:pic="http://schemas.openxmlformats.org/drawingml/2006/picture">
+                  <pic:nvPicPr>
+                    <pic:cNvPr id="25" name="图片 4"/>
+                    <pic:cNvPicPr>
+                      <a:picLocks noChangeAspect="1"/>
+                    </pic:cNvPicPr>
+                  </pic:nvPicPr>
+                  <pic:blipFill>
+                    <a:blip r:embed="rId27"/>
+                    <a:stretch>
+                      <a:fillRect/>
+                    </a:stretch>
+                  </pic:blipFill>
+                  <pic:spPr>
+                    <a:xfrm>
+                      <a:off x="0" y="0"/>
+                      <a:ext cx="2673350" cy="10477500"/>
+                    </a:xfrm>
+                    <a:prstGeom prst="rect">
+                      <a:avLst/>
+                    </a:prstGeom>
+                    <a:noFill/>
+                    <a:ln>
+                      <a:noFill/>
+                    </a:ln>
+                  </pic:spPr>
+                </pic:pic>
+              </a:graphicData>
+            </a:graphic>
+          </wp:inline>
+        </w:drawing>
+      </w:r>
+      <w:bookmarkStart w:id="0" w:name="_GoBack"/>
+      <w:bookmarkEnd w:id="0"/>
     </w:p>
     <w:sectPr>
       <w:pgSz w:w="11906" w:h="16838"/>
